--- a/docassemble/AKA2JBranding/data/templates/pick_a_step_content.docx
+++ b/docassemble/AKA2JBranding/data/templates/pick_a_step_content.docx
@@ -79,6 +79,9 @@
       </w:r>
     </w:p>
     <w:p>
+      <w:pPr>
+        <w:pStyle w:val="Body"/>
+      </w:pPr>
       <w:r>
         <w:t>Decide on the steps that make the most sense in your case.</w:t>
       </w:r>
